--- a/Project_Animagus/작업 일지/ji/작업일지(250113-250119).docx
+++ b/Project_Animagus/작업 일지/ji/작업일지(250113-250119).docx
@@ -84,6 +84,7 @@
               </w:rPr>
               <w:t xml:space="preserve"> </w:t>
             </w:r>
+            <w:proofErr w:type="spellStart"/>
             <w:r>
               <w:rPr>
                 <w:rFonts w:hint="eastAsia"/>
@@ -92,66 +93,23 @@
               </w:rPr>
               <w:t>지태준</w:t>
             </w:r>
-          </w:p>
+            <w:proofErr w:type="spellEnd"/>
+          </w:p>
+        </w:tc>
+        <w:tc>
+          <w:tcPr>
+            <w:tcW w:w="1215" w:type="dxa"/>
+            <w:vAlign w:val="center"/>
+          </w:tcPr>
           <w:p>
             <w:pPr>
               <w:jc w:val="center"/>
               <w:rPr>
                 <w:b/>
-                <w:sz w:val="18"/>
-              </w:rPr>
-            </w:pPr>
-            <w:r>
-              <w:rPr>
-                <w:rFonts w:hint="eastAsia"/>
-                <w:b/>
-                <w:sz w:val="18"/>
-              </w:rPr>
-              <w:t>2020182003</w:t>
-            </w:r>
-            <w:r>
-              <w:rPr>
-                <w:b/>
-                <w:sz w:val="18"/>
-              </w:rPr>
-              <w:t xml:space="preserve"> </w:t>
-            </w:r>
-            <w:r>
-              <w:rPr>
-                <w:rFonts w:hint="eastAsia"/>
-                <w:b/>
-                <w:sz w:val="18"/>
-              </w:rPr>
-              <w:t>고광신</w:t>
-            </w:r>
-          </w:p>
-          <w:p>
-            <w:pPr>
-              <w:jc w:val="center"/>
-            </w:pPr>
-            <w:r>
-              <w:rPr>
-                <w:rFonts w:hint="eastAsia"/>
-                <w:b/>
-                <w:sz w:val="18"/>
-              </w:rPr>
-              <w:t>2020182040 조환희</w:t>
-            </w:r>
-          </w:p>
-        </w:tc>
-        <w:tc>
-          <w:tcPr>
-            <w:tcW w:w="1215" w:type="dxa"/>
-            <w:vAlign w:val="center"/>
-          </w:tcPr>
-          <w:p>
-            <w:pPr>
-              <w:jc w:val="center"/>
-              <w:rPr>
-                <w:b/>
-                <w:sz w:val="22"/>
-              </w:rPr>
-            </w:pPr>
+                <w:sz w:val="22"/>
+              </w:rPr>
+            </w:pPr>
+            <w:proofErr w:type="spellStart"/>
             <w:r>
               <w:rPr>
                 <w:rFonts w:hint="eastAsia"/>
@@ -160,6 +118,7 @@
               </w:rPr>
               <w:t>팀명</w:t>
             </w:r>
+            <w:proofErr w:type="spellEnd"/>
           </w:p>
         </w:tc>
         <w:tc>
@@ -229,6 +188,13 @@
                 <w:b/>
               </w:rPr>
             </w:pPr>
+            <w:r>
+              <w:rPr>
+                <w:rFonts w:hint="eastAsia"/>
+                <w:b/>
+              </w:rPr>
+              <w:t>4</w:t>
+            </w:r>
           </w:p>
         </w:tc>
         <w:tc>
@@ -263,84 +229,16 @@
             <w:pPr>
               <w:jc w:val="center"/>
               <w:rPr>
-                <w:rFonts w:hint="eastAsia"/>
-                <w:b/>
-              </w:rPr>
-            </w:pPr>
-            <w:r>
-              <w:rPr>
-                <w:b/>
-                <w:sz w:val="22"/>
-              </w:rPr>
-              <w:t>202</w:t>
-            </w:r>
-            <w:r>
-              <w:rPr>
-                <w:rFonts w:hint="eastAsia"/>
-                <w:b/>
-                <w:sz w:val="22"/>
-              </w:rPr>
-              <w:t>4</w:t>
-            </w:r>
-            <w:r>
-              <w:rPr>
-                <w:b/>
-                <w:sz w:val="22"/>
-              </w:rPr>
-              <w:t>.</w:t>
-            </w:r>
-            <w:r>
-              <w:rPr>
-                <w:rFonts w:hint="eastAsia"/>
-                <w:b/>
-                <w:sz w:val="22"/>
-              </w:rPr>
-              <w:t>12</w:t>
-            </w:r>
-            <w:r>
-              <w:rPr>
-                <w:b/>
-                <w:sz w:val="22"/>
-              </w:rPr>
-              <w:t>.</w:t>
-            </w:r>
-            <w:r>
-              <w:rPr>
-                <w:rFonts w:hint="eastAsia"/>
-                <w:b/>
-                <w:sz w:val="22"/>
-              </w:rPr>
-              <w:t>23</w:t>
-            </w:r>
-            <w:r>
-              <w:rPr>
-                <w:b/>
-                <w:sz w:val="22"/>
-              </w:rPr>
-              <w:t>~202</w:t>
-            </w:r>
-            <w:r>
-              <w:rPr>
-                <w:rFonts w:hint="eastAsia"/>
-                <w:b/>
-                <w:sz w:val="22"/>
-              </w:rPr>
-              <w:t>4</w:t>
-            </w:r>
-            <w:r>
-              <w:rPr>
-                <w:b/>
-                <w:sz w:val="22"/>
-              </w:rPr>
-              <w:t>.</w:t>
-            </w:r>
-            <w:r>
-              <w:rPr>
-                <w:rFonts w:hint="eastAsia"/>
-                <w:b/>
-                <w:sz w:val="22"/>
-              </w:rPr>
-              <w:t>12.29</w:t>
+                <w:b/>
+              </w:rPr>
+            </w:pPr>
+            <w:r>
+              <w:rPr>
+                <w:rFonts w:hint="eastAsia"/>
+                <w:b/>
+                <w:sz w:val="22"/>
+              </w:rPr>
+              <w:t>2024.01.13~2025.01.19</w:t>
             </w:r>
           </w:p>
         </w:tc>
@@ -442,6 +340,7 @@
                 <w:b/>
               </w:rPr>
             </w:pPr>
+            <w:proofErr w:type="spellStart"/>
             <w:r>
               <w:rPr>
                 <w:rFonts w:hint="eastAsia"/>
@@ -449,48 +348,62 @@
               </w:rPr>
               <w:t>지태준</w:t>
             </w:r>
+            <w:proofErr w:type="spellEnd"/>
+            <w:r>
+              <w:rPr>
+                <w:rFonts w:hint="eastAsia"/>
+                <w:b/>
+              </w:rPr>
+              <w:t xml:space="preserve"> </w:t>
+            </w:r>
           </w:p>
           <w:p>
             <w:pPr>
               <w:pStyle w:val="a4"/>
-              <w:numPr>
-                <w:ilvl w:val="0"/>
-                <w:numId w:val="2"/>
-              </w:numPr>
-              <w:ind w:leftChars="0"/>
+              <w:rPr>
+                <w:b/>
+              </w:rPr>
+            </w:pPr>
+            <w:proofErr w:type="spellStart"/>
+            <w:r>
+              <w:rPr>
+                <w:b/>
+              </w:rPr>
+              <w:t>하이폴리곤</w:t>
+            </w:r>
+            <w:proofErr w:type="spellEnd"/>
+            <w:r>
+              <w:rPr>
+                <w:b/>
+              </w:rPr>
+              <w:t xml:space="preserve"> 나무 모델링</w:t>
+            </w:r>
+            <w:r>
+              <w:rPr>
+                <w:rFonts w:hint="eastAsia"/>
+                <w:b/>
+              </w:rPr>
+              <w:t xml:space="preserve"> 및 </w:t>
+            </w:r>
+            <w:proofErr w:type="spellStart"/>
+            <w:r>
+              <w:rPr>
+                <w:rFonts w:hint="eastAsia"/>
+                <w:b/>
+              </w:rPr>
+              <w:t>텍스쳐링</w:t>
+            </w:r>
+            <w:proofErr w:type="spellEnd"/>
+          </w:p>
+          <w:p>
+            <w:pPr>
+              <w:pStyle w:val="a4"/>
+              <w:ind w:leftChars="0" w:left="760"/>
               <w:jc w:val="left"/>
               <w:rPr>
                 <w:b/>
               </w:rPr>
             </w:pPr>
-            <w:r>
-              <w:rPr>
-                <w:rFonts w:hint="eastAsia"/>
-                <w:b/>
-              </w:rPr>
-              <w:t>고광신</w:t>
-            </w:r>
-          </w:p>
-          <w:p>
-            <w:pPr>
-              <w:pStyle w:val="a4"/>
-              <w:numPr>
-                <w:ilvl w:val="0"/>
-                <w:numId w:val="2"/>
-              </w:numPr>
-              <w:ind w:leftChars="0"/>
-              <w:jc w:val="left"/>
-              <w:rPr>
-                <w:b/>
-              </w:rPr>
-            </w:pPr>
-            <w:r>
-              <w:rPr>
-                <w:rFonts w:hint="eastAsia"/>
-                <w:b/>
-              </w:rPr>
-              <w:t>조환희</w:t>
-            </w:r>
           </w:p>
         </w:tc>
       </w:tr>
@@ -531,6 +444,7 @@
           <w:sz w:val="22"/>
         </w:rPr>
       </w:pPr>
+      <w:proofErr w:type="spellStart"/>
       <w:r>
         <w:rPr>
           <w:rFonts w:hint="eastAsia"/>
@@ -540,61 +454,231 @@
         </w:rPr>
         <w:t>지태준</w:t>
       </w:r>
+      <w:proofErr w:type="spellEnd"/>
     </w:p>
     <w:p>
       <w:pPr>
         <w:pStyle w:val="a4"/>
-        <w:numPr>
-          <w:ilvl w:val="1"/>
-          <w:numId w:val="1"/>
-        </w:numPr>
-        <w:ind w:leftChars="0"/>
         <w:rPr>
           <w:sz w:val="22"/>
         </w:rPr>
       </w:pPr>
       <w:r>
         <w:rPr>
+          <w:sz w:val="22"/>
+        </w:rPr>
+        <w:t xml:space="preserve">자연환경 요소 중 하나인 나무를 </w:t>
+      </w:r>
+      <w:proofErr w:type="spellStart"/>
+      <w:r>
+        <w:rPr>
+          <w:sz w:val="22"/>
+        </w:rPr>
+        <w:t>하이폴리곤</w:t>
+      </w:r>
+      <w:proofErr w:type="spellEnd"/>
+      <w:r>
+        <w:rPr>
+          <w:sz w:val="22"/>
+        </w:rPr>
+        <w:t xml:space="preserve"> 형태로 모델링하였고, 효율적인 렌더링을 위해 </w:t>
+      </w:r>
+      <w:proofErr w:type="spellStart"/>
+      <w:r>
+        <w:rPr>
+          <w:sz w:val="22"/>
+        </w:rPr>
+        <w:t>언리얼</w:t>
+      </w:r>
+      <w:proofErr w:type="spellEnd"/>
+      <w:r>
+        <w:rPr>
+          <w:sz w:val="22"/>
+        </w:rPr>
+        <w:t xml:space="preserve"> 엔진의 나나이트 기능을 활용</w:t>
+      </w:r>
+      <w:r>
+        <w:rPr>
           <w:rFonts w:hint="eastAsia"/>
-          <w:b/>
-          <w:sz w:val="28"/>
-          <w:szCs w:val="28"/>
-        </w:rPr>
-        <w:t>고광신</w:t>
+          <w:sz w:val="22"/>
+        </w:rPr>
+        <w:t>.</w:t>
       </w:r>
     </w:p>
     <w:p>
       <w:pPr>
         <w:pStyle w:val="a4"/>
-        <w:numPr>
-          <w:ilvl w:val="1"/>
-          <w:numId w:val="1"/>
-        </w:numPr>
-        <w:ind w:leftChars="0"/>
+        <w:rPr>
+          <w:sz w:val="22"/>
+        </w:rPr>
+      </w:pPr>
+      <w:r>
+        <w:rPr>
+          <w:sz w:val="22"/>
+        </w:rPr>
+        <w:t>이를 통해 고해상도 디테일을 유지하면서도 퍼포먼스 오버헤드를 줄이는 결과</w:t>
+      </w:r>
+      <w:r>
         <w:rPr>
           <w:rFonts w:hint="eastAsia"/>
           <w:sz w:val="22"/>
         </w:rPr>
-      </w:pPr>
-      <w:r>
-        <w:rPr>
-          <w:rFonts w:hint="eastAsia"/>
-          <w:b/>
-          <w:sz w:val="28"/>
-          <w:szCs w:val="28"/>
-        </w:rPr>
-        <w:t>조환희</w:t>
-      </w:r>
-      <w:r>
-        <w:rPr>
-          <w:sz w:val="22"/>
-        </w:rPr>
-        <w:br/>
+        <w:t>를 도출.</w:t>
       </w:r>
     </w:p>
     <w:p>
       <w:pPr>
-        <w:rPr>
+        <w:pStyle w:val="a4"/>
+        <w:rPr>
+          <w:sz w:val="22"/>
+        </w:rPr>
+      </w:pPr>
+      <w:r>
+        <w:rPr>
+          <w:noProof/>
+          <w:sz w:val="22"/>
+        </w:rPr>
+        <w:drawing>
+          <wp:inline distT="0" distB="0" distL="0" distR="0" wp14:anchorId="1E900CD1" wp14:editId="345C76F6">
+            <wp:extent cx="4168883" cy="2505075"/>
+            <wp:effectExtent l="0" t="0" r="3175" b="0"/>
+            <wp:docPr id="1769778351" name="그림 3" descr="액세서리, 플러그, 이어플러그, 디자인이(가) 표시된 사진&#10;&#10;AI가 생성한 콘텐츠는 부정확할 수 있습니다."/>
+            <wp:cNvGraphicFramePr>
+              <a:graphicFrameLocks xmlns:a="http://schemas.openxmlformats.org/drawingml/2006/main" noChangeAspect="1"/>
+            </wp:cNvGraphicFramePr>
+            <a:graphic xmlns:a="http://schemas.openxmlformats.org/drawingml/2006/main">
+              <a:graphicData uri="http://schemas.openxmlformats.org/drawingml/2006/picture">
+                <pic:pic xmlns:pic="http://schemas.openxmlformats.org/drawingml/2006/picture">
+                  <pic:nvPicPr>
+                    <pic:cNvPr id="1769778351" name="그림 3" descr="액세서리, 플러그, 이어플러그, 디자인이(가) 표시된 사진&#10;&#10;AI가 생성한 콘텐츠는 부정확할 수 있습니다."/>
+                    <pic:cNvPicPr/>
+                  </pic:nvPicPr>
+                  <pic:blipFill>
+                    <a:blip r:embed="rId7" cstate="print">
+                      <a:extLst>
+                        <a:ext uri="{28A0092B-C50C-407E-A947-70E740481C1C}">
+                          <a14:useLocalDpi xmlns:a14="http://schemas.microsoft.com/office/drawing/2010/main" val="0"/>
+                        </a:ext>
+                      </a:extLst>
+                    </a:blip>
+                    <a:stretch>
+                      <a:fillRect/>
+                    </a:stretch>
+                  </pic:blipFill>
+                  <pic:spPr>
+                    <a:xfrm>
+                      <a:off x="0" y="0"/>
+                      <a:ext cx="4201593" cy="2524730"/>
+                    </a:xfrm>
+                    <a:prstGeom prst="rect">
+                      <a:avLst/>
+                    </a:prstGeom>
+                  </pic:spPr>
+                </pic:pic>
+              </a:graphicData>
+            </a:graphic>
+          </wp:inline>
+        </w:drawing>
+      </w:r>
+      <w:r>
+        <w:rPr>
+          <w:noProof/>
+          <w:sz w:val="22"/>
+        </w:rPr>
+        <w:drawing>
+          <wp:inline distT="0" distB="0" distL="0" distR="0" wp14:anchorId="4444DC37" wp14:editId="2601F68E">
+            <wp:extent cx="4181475" cy="2512640"/>
+            <wp:effectExtent l="0" t="0" r="0" b="2540"/>
+            <wp:docPr id="154308005" name="그림 4" descr="만화 영화, 종이접기이(가) 표시된 사진&#10;&#10;AI가 생성한 콘텐츠는 부정확할 수 있습니다."/>
+            <wp:cNvGraphicFramePr>
+              <a:graphicFrameLocks xmlns:a="http://schemas.openxmlformats.org/drawingml/2006/main" noChangeAspect="1"/>
+            </wp:cNvGraphicFramePr>
+            <a:graphic xmlns:a="http://schemas.openxmlformats.org/drawingml/2006/main">
+              <a:graphicData uri="http://schemas.openxmlformats.org/drawingml/2006/picture">
+                <pic:pic xmlns:pic="http://schemas.openxmlformats.org/drawingml/2006/picture">
+                  <pic:nvPicPr>
+                    <pic:cNvPr id="154308005" name="그림 4" descr="만화 영화, 종이접기이(가) 표시된 사진&#10;&#10;AI가 생성한 콘텐츠는 부정확할 수 있습니다."/>
+                    <pic:cNvPicPr/>
+                  </pic:nvPicPr>
+                  <pic:blipFill>
+                    <a:blip r:embed="rId8" cstate="print">
+                      <a:extLst>
+                        <a:ext uri="{28A0092B-C50C-407E-A947-70E740481C1C}">
+                          <a14:useLocalDpi xmlns:a14="http://schemas.microsoft.com/office/drawing/2010/main" val="0"/>
+                        </a:ext>
+                      </a:extLst>
+                    </a:blip>
+                    <a:stretch>
+                      <a:fillRect/>
+                    </a:stretch>
+                  </pic:blipFill>
+                  <pic:spPr>
+                    <a:xfrm>
+                      <a:off x="0" y="0"/>
+                      <a:ext cx="4210996" cy="2530379"/>
+                    </a:xfrm>
+                    <a:prstGeom prst="rect">
+                      <a:avLst/>
+                    </a:prstGeom>
+                  </pic:spPr>
+                </pic:pic>
+              </a:graphicData>
+            </a:graphic>
+          </wp:inline>
+        </w:drawing>
+      </w:r>
+    </w:p>
+    <w:p>
+      <w:pPr>
+        <w:pStyle w:val="a4"/>
+        <w:rPr>
+          <w:sz w:val="22"/>
+        </w:rPr>
+      </w:pPr>
+      <w:r>
+        <w:rPr>
+          <w:rFonts w:hint="eastAsia"/>
+          <w:sz w:val="22"/>
+        </w:rPr>
+        <w:t>(</w:t>
+      </w:r>
+      <w:proofErr w:type="spellStart"/>
+      <w:r>
+        <w:rPr>
+          <w:rFonts w:hint="eastAsia"/>
+          <w:sz w:val="22"/>
+        </w:rPr>
+        <w:t>서브스텐스</w:t>
+      </w:r>
+      <w:proofErr w:type="spellEnd"/>
+      <w:r>
+        <w:rPr>
+          <w:rFonts w:hint="eastAsia"/>
+          <w:sz w:val="22"/>
+        </w:rPr>
+        <w:t xml:space="preserve"> </w:t>
+      </w:r>
+      <w:proofErr w:type="spellStart"/>
+      <w:r>
+        <w:rPr>
+          <w:rFonts w:hint="eastAsia"/>
+          <w:sz w:val="22"/>
+        </w:rPr>
+        <w:t>페인터에서</w:t>
+      </w:r>
+      <w:proofErr w:type="spellEnd"/>
+      <w:r>
+        <w:rPr>
+          <w:rFonts w:hint="eastAsia"/>
+          <w:sz w:val="22"/>
+        </w:rPr>
+        <w:t xml:space="preserve"> 진행된 최종 렌더링)</w:t>
+      </w:r>
+    </w:p>
+    <w:p>
+      <w:pPr>
+        <w:rPr>
+          <w:rFonts w:hint="eastAsia"/>
           <w:sz w:val="22"/>
         </w:rPr>
       </w:pPr>
@@ -658,6 +742,96 @@
             <w:pPr>
               <w:jc w:val="left"/>
             </w:pPr>
+            <w:r>
+              <w:rPr>
+                <w:rFonts w:hint="eastAsia"/>
+              </w:rPr>
+              <w:t xml:space="preserve">나뭇잎의 형태를 </w:t>
+            </w:r>
+            <w:proofErr w:type="spellStart"/>
+            <w:r>
+              <w:rPr>
+                <w:rFonts w:hint="eastAsia"/>
+              </w:rPr>
+              <w:t>플랫한</w:t>
+            </w:r>
+            <w:proofErr w:type="spellEnd"/>
+            <w:r>
+              <w:rPr>
+                <w:rFonts w:hint="eastAsia"/>
+              </w:rPr>
+              <w:t xml:space="preserve"> 판 즉 </w:t>
+            </w:r>
+            <w:proofErr w:type="spellStart"/>
+            <w:r>
+              <w:rPr>
+                <w:rFonts w:hint="eastAsia"/>
+              </w:rPr>
+              <w:t>텍스쳐의</w:t>
+            </w:r>
+            <w:proofErr w:type="spellEnd"/>
+            <w:r>
+              <w:rPr>
+                <w:rFonts w:hint="eastAsia"/>
+              </w:rPr>
+              <w:t xml:space="preserve"> 형태로 제작을 </w:t>
+            </w:r>
+            <w:proofErr w:type="spellStart"/>
+            <w:r>
+              <w:rPr>
+                <w:rFonts w:hint="eastAsia"/>
+              </w:rPr>
+              <w:t>한게</w:t>
+            </w:r>
+            <w:proofErr w:type="spellEnd"/>
+            <w:r>
+              <w:rPr>
+                <w:rFonts w:hint="eastAsia"/>
+              </w:rPr>
+              <w:t xml:space="preserve"> 아닌 </w:t>
+            </w:r>
+            <w:proofErr w:type="spellStart"/>
+            <w:r>
+              <w:rPr>
+                <w:rFonts w:hint="eastAsia"/>
+              </w:rPr>
+              <w:t>매쉬</w:t>
+            </w:r>
+            <w:proofErr w:type="spellEnd"/>
+            <w:r>
+              <w:rPr>
+                <w:rFonts w:hint="eastAsia"/>
+              </w:rPr>
+              <w:t xml:space="preserve"> 형태로 제작하였더니 통상적인 게임에서 사용되는 나무의 </w:t>
+            </w:r>
+            <w:proofErr w:type="spellStart"/>
+            <w:r>
+              <w:rPr>
+                <w:rFonts w:hint="eastAsia"/>
+              </w:rPr>
+              <w:t>버텍스보다</w:t>
+            </w:r>
+            <w:proofErr w:type="spellEnd"/>
+            <w:r>
+              <w:rPr>
+                <w:rFonts w:hint="eastAsia"/>
+              </w:rPr>
+              <w:t xml:space="preserve"> 많은 약 15000개의 </w:t>
+            </w:r>
+            <w:proofErr w:type="spellStart"/>
+            <w:r>
+              <w:rPr>
+                <w:rFonts w:hint="eastAsia"/>
+              </w:rPr>
+              <w:t>버텍스를</w:t>
+            </w:r>
+            <w:proofErr w:type="spellEnd"/>
+            <w:r>
+              <w:rPr>
+                <w:rFonts w:hint="eastAsia"/>
+              </w:rPr>
+              <w:t xml:space="preserve"> 사용하는 나무가 완성되어 버림.</w:t>
+            </w:r>
           </w:p>
         </w:tc>
         <w:tc>
@@ -692,6 +866,82 @@
             <w:pPr>
               <w:jc w:val="left"/>
             </w:pPr>
+            <w:r>
+              <w:rPr>
+                <w:rFonts w:hint="eastAsia"/>
+              </w:rPr>
+              <w:t xml:space="preserve">고 </w:t>
+            </w:r>
+            <w:proofErr w:type="spellStart"/>
+            <w:r>
+              <w:rPr>
+                <w:rFonts w:hint="eastAsia"/>
+              </w:rPr>
+              <w:t>버텍스</w:t>
+            </w:r>
+            <w:proofErr w:type="spellEnd"/>
+            <w:r>
+              <w:rPr>
+                <w:rFonts w:hint="eastAsia"/>
+              </w:rPr>
+              <w:t xml:space="preserve"> </w:t>
+            </w:r>
+            <w:proofErr w:type="spellStart"/>
+            <w:r>
+              <w:rPr>
+                <w:rFonts w:hint="eastAsia"/>
+              </w:rPr>
+              <w:t>메쉬를</w:t>
+            </w:r>
+            <w:proofErr w:type="spellEnd"/>
+            <w:r>
+              <w:rPr>
+                <w:rFonts w:hint="eastAsia"/>
+              </w:rPr>
+              <w:t xml:space="preserve"> 효율적으로 로우 </w:t>
+            </w:r>
+            <w:proofErr w:type="spellStart"/>
+            <w:r>
+              <w:rPr>
+                <w:rFonts w:hint="eastAsia"/>
+              </w:rPr>
+              <w:t>폴리곤과</w:t>
+            </w:r>
+            <w:proofErr w:type="spellEnd"/>
+            <w:r>
+              <w:rPr>
+                <w:rFonts w:hint="eastAsia"/>
+              </w:rPr>
+              <w:t xml:space="preserve"> 똑 같은 오버헤드를 </w:t>
+            </w:r>
+            <w:proofErr w:type="spellStart"/>
+            <w:r>
+              <w:rPr>
+                <w:rFonts w:hint="eastAsia"/>
+              </w:rPr>
+              <w:t>거져가는</w:t>
+            </w:r>
+            <w:proofErr w:type="spellEnd"/>
+            <w:r>
+              <w:rPr>
+                <w:rFonts w:hint="eastAsia"/>
+              </w:rPr>
+              <w:t xml:space="preserve"> </w:t>
+            </w:r>
+            <w:proofErr w:type="spellStart"/>
+            <w:r>
+              <w:rPr>
+                <w:rFonts w:hint="eastAsia"/>
+              </w:rPr>
+              <w:t>언리얼</w:t>
+            </w:r>
+            <w:proofErr w:type="spellEnd"/>
+            <w:r>
+              <w:rPr>
+                <w:rFonts w:hint="eastAsia"/>
+              </w:rPr>
+              <w:t xml:space="preserve"> 나나이트 기능을 활용해서 렌더링 함으로써 이러한 문제를 해결함.</w:t>
+            </w:r>
           </w:p>
         </w:tc>
       </w:tr>
@@ -735,6 +985,14 @@
                 <w:sz w:val="22"/>
               </w:rPr>
             </w:pPr>
+            <w:r>
+              <w:rPr>
+                <w:rFonts w:hint="eastAsia"/>
+                <w:b/>
+                <w:sz w:val="22"/>
+              </w:rPr>
+              <w:t>5</w:t>
+            </w:r>
           </w:p>
         </w:tc>
         <w:tc>
@@ -771,99 +1029,35 @@
             </w:pPr>
             <w:r>
               <w:rPr>
-                <w:b/>
-                <w:sz w:val="22"/>
-              </w:rPr>
-              <w:t>202</w:t>
-            </w:r>
-            <w:r>
-              <w:rPr>
-                <w:rFonts w:hint="eastAsia"/>
-                <w:b/>
-                <w:sz w:val="22"/>
-              </w:rPr>
-              <w:t>4</w:t>
-            </w:r>
-            <w:r>
-              <w:rPr>
-                <w:b/>
-                <w:sz w:val="22"/>
-              </w:rPr>
-              <w:t>.</w:t>
-            </w:r>
-            <w:r>
-              <w:rPr>
-                <w:b/>
-                <w:sz w:val="22"/>
-              </w:rPr>
-              <w:t>1</w:t>
-            </w:r>
-            <w:r>
-              <w:rPr>
-                <w:rFonts w:hint="eastAsia"/>
-                <w:b/>
-                <w:sz w:val="22"/>
-              </w:rPr>
-              <w:t>2</w:t>
-            </w:r>
-            <w:r>
-              <w:rPr>
-                <w:b/>
-                <w:sz w:val="22"/>
-              </w:rPr>
-              <w:t>.</w:t>
-            </w:r>
-            <w:r>
-              <w:rPr>
-                <w:rFonts w:hint="eastAsia"/>
-                <w:b/>
-                <w:sz w:val="22"/>
-              </w:rPr>
-              <w:t>30</w:t>
-            </w:r>
-            <w:r>
-              <w:rPr>
-                <w:b/>
-                <w:sz w:val="22"/>
-              </w:rPr>
-              <w:t>~202</w:t>
-            </w:r>
-            <w:r>
-              <w:rPr>
-                <w:rFonts w:hint="eastAsia"/>
-                <w:b/>
-                <w:sz w:val="22"/>
-              </w:rPr>
-              <w:t>5</w:t>
-            </w:r>
-            <w:r>
-              <w:rPr>
-                <w:b/>
-                <w:sz w:val="22"/>
-              </w:rPr>
-              <w:t>.0</w:t>
-            </w:r>
-            <w:r>
-              <w:rPr>
-                <w:b/>
-                <w:sz w:val="22"/>
-              </w:rPr>
-              <w:t>1</w:t>
-            </w:r>
-            <w:r>
-              <w:rPr>
-                <w:b/>
-                <w:sz w:val="22"/>
-              </w:rPr>
-              <w:t>.</w:t>
-            </w:r>
-            <w:r>
-              <w:rPr>
-                <w:rFonts w:hint="eastAsia"/>
-                <w:b/>
-                <w:sz w:val="22"/>
-              </w:rPr>
-              <w:t>05</w:t>
+                <w:rFonts w:hint="eastAsia"/>
+                <w:b/>
+                <w:sz w:val="22"/>
+              </w:rPr>
+              <w:t>2024.01.</w:t>
+            </w:r>
+            <w:r>
+              <w:rPr>
+                <w:rFonts w:hint="eastAsia"/>
+                <w:b/>
+                <w:sz w:val="22"/>
+              </w:rPr>
+              <w:t>20</w:t>
+            </w:r>
+            <w:r>
+              <w:rPr>
+                <w:rFonts w:hint="eastAsia"/>
+                <w:b/>
+                <w:sz w:val="22"/>
+              </w:rPr>
+              <w:t>~2025.01.</w:t>
+            </w:r>
+            <w:r>
+              <w:rPr>
+                <w:rFonts w:hint="eastAsia"/>
+                <w:b/>
+                <w:sz w:val="22"/>
+              </w:rPr>
+              <w:t>26</w:t>
             </w:r>
           </w:p>
         </w:tc>
@@ -902,12 +1096,14 @@
             <w:vAlign w:val="center"/>
           </w:tcPr>
           <w:p>
+            <w:proofErr w:type="spellStart"/>
             <w:r>
               <w:rPr>
                 <w:rFonts w:hint="eastAsia"/>
               </w:rPr>
               <w:t>지태준</w:t>
             </w:r>
+            <w:proofErr w:type="spellEnd"/>
             <w:r>
               <w:rPr>
                 <w:rFonts w:hint="eastAsia"/>
@@ -917,39 +1113,13 @@
             <w:r>
               <w:t xml:space="preserve"> </w:t>
             </w:r>
-          </w:p>
-          <w:p>
-            <w:r>
-              <w:rPr>
-                <w:rFonts w:hint="eastAsia"/>
-              </w:rPr>
-              <w:t>고광신</w:t>
-            </w:r>
-            <w:r>
-              <w:rPr>
-                <w:rFonts w:hint="eastAsia"/>
-              </w:rPr>
-              <w:t>:</w:t>
-            </w:r>
-            <w:r>
-              <w:t xml:space="preserve"> </w:t>
-            </w:r>
-          </w:p>
-          <w:p>
-            <w:r>
-              <w:rPr>
-                <w:rFonts w:hint="eastAsia"/>
-              </w:rPr>
-              <w:t>조환희</w:t>
-            </w:r>
-            <w:r>
-              <w:rPr>
-                <w:rFonts w:hint="eastAsia"/>
-              </w:rPr>
-              <w:t>:</w:t>
-            </w:r>
-            <w:r>
-              <w:t xml:space="preserve"> </w:t>
+            <w:proofErr w:type="spellStart"/>
+            <w:r>
+              <w:t>스폰</w:t>
+            </w:r>
+            <w:proofErr w:type="spellEnd"/>
+            <w:r>
+              <w:t xml:space="preserve"> 지점, 구조물 및 오브젝트들을 추가로 모델링하고, 레벨에 배치할 계획</w:t>
             </w:r>
           </w:p>
         </w:tc>
@@ -1827,6 +1997,19 @@
     <w:uiPriority w:val="99"/>
     <w:rsid w:val="00FD79E3"/>
   </w:style>
+  <w:style w:type="paragraph" w:styleId="a7">
+    <w:name w:val="Normal (Web)"/>
+    <w:basedOn w:val="a"/>
+    <w:uiPriority w:val="99"/>
+    <w:semiHidden/>
+    <w:unhideWhenUsed/>
+    <w:rsid w:val="00350BF8"/>
+    <w:rPr>
+      <w:rFonts w:ascii="Times New Roman" w:hAnsi="Times New Roman" w:cs="Times New Roman"/>
+      <w:sz w:val="24"/>
+      <w:szCs w:val="24"/>
+    </w:rPr>
+  </w:style>
 </w:styles>
 </file>
 
